--- a/docs/IFC-Optimizer-Instruktioner.docx
+++ b/docs/IFC-Optimizer-Instruktioner.docx
@@ -931,6 +931,72 @@
           <w:color w:val="1A1A1A"/>
           <w:sz w:val="19"/>
         </w:rPr>
+        <w:t xml:space="preserve">Filer över </w:t>
+      </w:r>
+      <w:r>
+        <w:rPr>
+          <w:rFonts w:ascii="Arial" w:hAnsi="Arial"/>
+          <w:b/>
+          <w:i w:val="0"/>
+          <w:color w:val="1A1A1A"/>
+          <w:sz w:val="19"/>
+        </w:rPr>
+        <w:t>600 MB</w:t>
+      </w:r>
+      <w:r>
+        <w:rPr>
+          <w:rFonts w:ascii="Arial" w:hAnsi="Arial"/>
+          <w:b w:val="0"/>
+          <w:i w:val="0"/>
+          <w:color w:val="1A1A1A"/>
+          <w:sz w:val="19"/>
+        </w:rPr>
+        <w:t xml:space="preserve"> körs i </w:t>
+      </w:r>
+      <w:r>
+        <w:rPr>
+          <w:rFonts w:ascii="Arial" w:hAnsi="Arial"/>
+          <w:b/>
+          <w:i w:val="0"/>
+          <w:color w:val="1A1A1A"/>
+          <w:sz w:val="19"/>
+        </w:rPr>
+        <w:t>snabbläge</w:t>
+      </w:r>
+      <w:r>
+        <w:rPr>
+          <w:rFonts w:ascii="Arial" w:hAnsi="Arial"/>
+          <w:b w:val="0"/>
+          <w:i w:val="0"/>
+          <w:color w:val="1A1A1A"/>
+          <w:sz w:val="19"/>
+        </w:rPr>
+        <w:t>: bara avrundning och ifczip, men de går igenom. En 1,8 GB-modell blir ca 300 MB.</w:t>
+      </w:r>
+    </w:p>
+    <w:p>
+      <w:pPr>
+        <w:spacing w:after="55" w:line="264" w:lineRule="auto"/>
+        <w:ind w:left="420" w:hanging="240"/>
+      </w:pPr>
+      <w:r>
+        <w:rPr>
+          <w:rFonts w:ascii="Arial" w:hAnsi="Arial"/>
+          <w:b/>
+          <w:i w:val="0"/>
+          <w:color w:val="85B09A"/>
+          <w:sz w:val="19"/>
+        </w:rPr>
+        <w:t xml:space="preserve">•  </w:t>
+      </w:r>
+      <w:r>
+        <w:rPr>
+          <w:rFonts w:ascii="Arial" w:hAnsi="Arial"/>
+          <w:b w:val="0"/>
+          <w:i w:val="0"/>
+          <w:color w:val="1A1A1A"/>
+          <w:sz w:val="19"/>
+        </w:rPr>
         <w:t>Öppnad direkt från disk kan fönstret stå stilla medan en stor modell arbetas igenom. Det är normalt — låt det jobba.</w:t>
       </w:r>
     </w:p>
